--- a/file/test/Test.docx
+++ b/file/test/Test.docx
@@ -3,25 +3,81 @@
 <w:document xmlns:wpc="http://schemas.microsoft.com/office/word/2010/wordprocessingCanvas" xmlns:cx="http://schemas.microsoft.com/office/drawing/2014/chartex" xmlns:cx1="http://schemas.microsoft.com/office/drawing/2015/9/8/chartex" xmlns:cx2="http://schemas.microsoft.com/office/drawing/2015/10/21/chartex" xmlns:cx3="http://schemas.microsoft.com/office/drawing/2016/5/9/chartex" xmlns:cx4="http://schemas.microsoft.com/office/drawing/2016/5/10/chartex" xmlns:cx5="http://schemas.microsoft.com/office/drawing/2016/5/11/chartex" xmlns:cx6="http://schemas.microsoft.com/office/drawing/2016/5/12/chartex" xmlns:cx7="http://schemas.microsoft.com/office/drawing/2016/5/13/chartex" xmlns:cx8="http://schemas.microsoft.com/office/drawing/2016/5/14/chartex" xmlns:mc="http://schemas.openxmlformats.org/markup-compatibility/2006" xmlns:aink="http://schemas.microsoft.com/office/drawing/2016/ink" xmlns:am3d="http://schemas.microsoft.com/office/drawing/2017/model3d" xmlns:o="urn:schemas-microsoft-com:office:office" xmlns:oel="http://schemas.microsoft.com/office/2019/extlst" xmlns:r="http://schemas.openxmlformats.org/officeDocument/2006/relationships" xmlns:m="http://schemas.openxmlformats.org/officeDocument/2006/math" xmlns:v="urn:schemas-microsoft-com:vml" xmlns:wp14="http://schemas.microsoft.com/office/word/2010/wordprocessingDrawing" xmlns:wp="http://schemas.openxmlformats.org/drawingml/2006/wordprocessingDrawing" xmlns:w10="urn:schemas-microsoft-com:office:word" xmlns:w="http://schemas.openxmlformats.org/wordprocessingml/2006/main" xmlns:w14="http://schemas.microsoft.com/office/word/2010/wordml" xmlns:w15="http://schemas.microsoft.com/office/word/2012/wordml" xmlns:w16cex="http://schemas.microsoft.com/office/word/2018/wordml/cex" xmlns:w16cid="http://schemas.microsoft.com/office/word/2016/wordml/cid" xmlns:w16="http://schemas.microsoft.com/office/word/2018/wordml" xmlns:w16du="http://schemas.microsoft.com/office/word/2023/wordml/word16du" xmlns:w16sdtdh="http://schemas.microsoft.com/office/word/2020/wordml/sdtdatahash" xmlns:w16sdtfl="http://schemas.microsoft.com/office/word/2024/wordml/sdtformatlock" xmlns:w16se="http://schemas.microsoft.com/office/word/2015/wordml/symex" xmlns:wpg="http://schemas.microsoft.com/office/word/2010/wordprocessingGroup" xmlns:wpi="http://schemas.microsoft.com/office/word/2010/wordprocessingInk" xmlns:wne="http://schemas.microsoft.com/office/word/2006/wordml" xmlns:wps="http://schemas.microsoft.com/office/word/2010/wordprocessingShape" mc:Ignorable="w14 w15 w16se w16cid w16 w16cex w16sdtdh w16sdtfl w16du wp14">
   <w:body>
     <w:p>
+      <w:pPr>
+        <w:pStyle w:val="Title"/>
+      </w:pPr>
       <w:r>
-        <w:t>Questo e’ un file di test.</w:t>
+        <w:t>Test File Overview</w:t>
+      </w:r>
+    </w:p>
+    <w:p>
+      <w:pPr>
+        <w:pStyle w:val="Heading1"/>
+      </w:pPr>
+      <w:r>
+        <w:t>Introduction</w:t>
       </w:r>
     </w:p>
     <w:p>
       <w:r>
-        <w:t>Linea 1</w:t>
+        <w:t>This document serves as a test file, outlining examples and providing sample content for demonstration purposes.</w:t>
+      </w:r>
+    </w:p>
+    <w:p>
+      <w:pPr>
+        <w:pStyle w:val="Heading2"/>
+      </w:pPr>
+      <w:r>
+        <w:t>Lines of Text</w:t>
       </w:r>
     </w:p>
     <w:p>
       <w:r>
-        <w:t>Linea 2</w:t>
+        <w:t>The following lines illustrate basic examples:</w:t>
+      </w:r>
+    </w:p>
+    <w:p>
+      <w:pPr>
+        <w:pStyle w:val="ListParagraph"/>
+        <w:numPr>
+          <w:ilvl w:val="0"/>
+          <w:numId w:val="1"/>
+        </w:numPr>
+      </w:pPr>
+      <w:r>
+        <w:t>Line 1</w:t>
+      </w:r>
+    </w:p>
+    <w:p>
+      <w:pPr>
+        <w:pStyle w:val="ListParagraph"/>
+        <w:numPr>
+          <w:ilvl w:val="0"/>
+          <w:numId w:val="1"/>
+        </w:numPr>
+      </w:pPr>
+      <w:r>
+        <w:t>Line 2</w:t>
+      </w:r>
+    </w:p>
+    <w:p>
+      <w:pPr>
+        <w:pStyle w:val="Heading2"/>
+      </w:pPr>
+      <w:r>
+        <w:t>Table Example</w:t>
+      </w:r>
+    </w:p>
+    <w:p>
+      <w:r>
+        <w:t>Below is a sample table showcasing three rows and three columns:</w:t>
       </w:r>
     </w:p>
     <w:tbl>
       <w:tblPr>
-        <w:tblStyle w:val="TableGrid"/>
+        <w:tblStyle w:val="PlainTable1"/>
         <w:tblW w:w="0" w:type="auto"/>
-        <w:tblLook w:val="04A0" w:firstRow="1" w:lastRow="0" w:firstColumn="1" w:lastColumn="0" w:noHBand="0" w:noVBand="1"/>
+        <w:tblLook w:val="0400" w:firstRow="0" w:lastRow="0" w:firstColumn="0" w:lastColumn="0" w:noHBand="0" w:noVBand="1"/>
       </w:tblPr>
       <w:tblGrid>
         <w:gridCol w:w="2831"/>
@@ -29,6 +85,9 @@
         <w:gridCol w:w="2832"/>
       </w:tblGrid>
       <w:tr>
+        <w:trPr>
+          <w:cnfStyle w:val="000000100000" w:firstRow="0" w:lastRow="0" w:firstColumn="0" w:lastColumn="0" w:oddVBand="0" w:evenVBand="0" w:oddHBand="1" w:evenHBand="0" w:firstRowFirstColumn="0" w:firstRowLastColumn="0" w:lastRowFirstColumn="0" w:lastRowLastColumn="0"/>
+        </w:trPr>
         <w:tc>
           <w:tcPr>
             <w:tcW w:w="2831" w:type="dxa"/>
@@ -44,6 +103,9 @@
             <w:tcW w:w="2831" w:type="dxa"/>
           </w:tcPr>
           <w:p>
+            <w:pPr>
+              <w:jc w:val="center"/>
+            </w:pPr>
             <w:r>
               <w:t>Cella 1b</w:t>
             </w:r>
@@ -76,6 +138,9 @@
             <w:tcW w:w="2831" w:type="dxa"/>
           </w:tcPr>
           <w:p>
+            <w:pPr>
+              <w:jc w:val="center"/>
+            </w:pPr>
             <w:r>
               <w:t>Cella 2b</w:t>
             </w:r>
@@ -93,6 +158,9 @@
         </w:tc>
       </w:tr>
       <w:tr>
+        <w:trPr>
+          <w:cnfStyle w:val="000000100000" w:firstRow="0" w:lastRow="0" w:firstColumn="0" w:lastColumn="0" w:oddVBand="0" w:evenVBand="0" w:oddHBand="1" w:evenHBand="0" w:firstRowFirstColumn="0" w:firstRowLastColumn="0" w:lastRowFirstColumn="0" w:lastRowLastColumn="0"/>
+        </w:trPr>
         <w:tc>
           <w:tcPr>
             <w:tcW w:w="2831" w:type="dxa"/>
@@ -108,6 +176,9 @@
             <w:tcW w:w="2831" w:type="dxa"/>
           </w:tcPr>
           <w:p>
+            <w:pPr>
+              <w:jc w:val="center"/>
+            </w:pPr>
             <w:r>
               <w:t>Cella 3b</w:t>
             </w:r>
@@ -134,6 +205,243 @@
     </w:sectPr>
   </w:body>
 </w:document>
+</file>
+
+<file path=word/numbering.xml><?xml version="1.0" encoding="utf-8"?>
+<w:numbering xmlns:wpc="http://schemas.microsoft.com/office/word/2010/wordprocessingCanvas" xmlns:cx="http://schemas.microsoft.com/office/drawing/2014/chartex" xmlns:cx1="http://schemas.microsoft.com/office/drawing/2015/9/8/chartex" xmlns:cx2="http://schemas.microsoft.com/office/drawing/2015/10/21/chartex" xmlns:cx3="http://schemas.microsoft.com/office/drawing/2016/5/9/chartex" xmlns:cx4="http://schemas.microsoft.com/office/drawing/2016/5/10/chartex" xmlns:cx5="http://schemas.microsoft.com/office/drawing/2016/5/11/chartex" xmlns:cx6="http://schemas.microsoft.com/office/drawing/2016/5/12/chartex" xmlns:cx7="http://schemas.microsoft.com/office/drawing/2016/5/13/chartex" xmlns:cx8="http://schemas.microsoft.com/office/drawing/2016/5/14/chartex" xmlns:mc="http://schemas.openxmlformats.org/markup-compatibility/2006" xmlns:aink="http://schemas.microsoft.com/office/drawing/2016/ink" xmlns:am3d="http://schemas.microsoft.com/office/drawing/2017/model3d" xmlns:o="urn:schemas-microsoft-com:office:office" xmlns:oel="http://schemas.microsoft.com/office/2019/extlst" xmlns:r="http://schemas.openxmlformats.org/officeDocument/2006/relationships" xmlns:m="http://schemas.openxmlformats.org/officeDocument/2006/math" xmlns:v="urn:schemas-microsoft-com:vml" xmlns:wp14="http://schemas.microsoft.com/office/word/2010/wordprocessingDrawing" xmlns:wp="http://schemas.openxmlformats.org/drawingml/2006/wordprocessingDrawing" xmlns:w10="urn:schemas-microsoft-com:office:word" xmlns:w="http://schemas.openxmlformats.org/wordprocessingml/2006/main" xmlns:w14="http://schemas.microsoft.com/office/word/2010/wordml" xmlns:w15="http://schemas.microsoft.com/office/word/2012/wordml" xmlns:w16cex="http://schemas.microsoft.com/office/word/2018/wordml/cex" xmlns:w16cid="http://schemas.microsoft.com/office/word/2016/wordml/cid" xmlns:w16="http://schemas.microsoft.com/office/word/2018/wordml" xmlns:w16du="http://schemas.microsoft.com/office/word/2023/wordml/word16du" xmlns:w16sdtdh="http://schemas.microsoft.com/office/word/2020/wordml/sdtdatahash" xmlns:w16sdtfl="http://schemas.microsoft.com/office/word/2024/wordml/sdtformatlock" xmlns:w16se="http://schemas.microsoft.com/office/word/2015/wordml/symex" xmlns:wpg="http://schemas.microsoft.com/office/word/2010/wordprocessingGroup" xmlns:wpi="http://schemas.microsoft.com/office/word/2010/wordprocessingInk" xmlns:wne="http://schemas.microsoft.com/office/word/2006/wordml" xmlns:wps="http://schemas.microsoft.com/office/word/2010/wordprocessingShape" mc:Ignorable="w14 w15 w16se w16cid w16 w16cex w16sdtdh w16sdtfl w16du wp14">
+  <w:abstractNum w:abstractNumId="0" w15:restartNumberingAfterBreak="0">
+    <w:nsid w:val="45755084"/>
+    <w:multiLevelType w:val="hybridMultilevel"/>
+    <w:tmpl w:val="46602EE8"/>
+    <w:lvl w:ilvl="0" w:tplc="04090001">
+      <w:start w:val="1"/>
+      <w:numFmt w:val="bullet"/>
+      <w:lvlText w:val=""/>
+      <w:lvlJc w:val="left"/>
+      <w:pPr>
+        <w:ind w:left="440" w:hanging="440"/>
+      </w:pPr>
+      <w:rPr>
+        <w:rFonts w:ascii="Wingdings" w:hAnsi="Wingdings" w:hint="default"/>
+      </w:rPr>
+    </w:lvl>
+    <w:lvl w:ilvl="1" w:tplc="0409000B" w:tentative="1">
+      <w:start w:val="1"/>
+      <w:numFmt w:val="bullet"/>
+      <w:lvlText w:val=""/>
+      <w:lvlJc w:val="left"/>
+      <w:pPr>
+        <w:ind w:left="880" w:hanging="440"/>
+      </w:pPr>
+      <w:rPr>
+        <w:rFonts w:ascii="Wingdings" w:hAnsi="Wingdings" w:hint="default"/>
+      </w:rPr>
+    </w:lvl>
+    <w:lvl w:ilvl="2" w:tplc="0409000D" w:tentative="1">
+      <w:start w:val="1"/>
+      <w:numFmt w:val="bullet"/>
+      <w:lvlText w:val=""/>
+      <w:lvlJc w:val="left"/>
+      <w:pPr>
+        <w:ind w:left="1320" w:hanging="440"/>
+      </w:pPr>
+      <w:rPr>
+        <w:rFonts w:ascii="Wingdings" w:hAnsi="Wingdings" w:hint="default"/>
+      </w:rPr>
+    </w:lvl>
+    <w:lvl w:ilvl="3" w:tplc="04090001" w:tentative="1">
+      <w:start w:val="1"/>
+      <w:numFmt w:val="bullet"/>
+      <w:lvlText w:val=""/>
+      <w:lvlJc w:val="left"/>
+      <w:pPr>
+        <w:ind w:left="1760" w:hanging="440"/>
+      </w:pPr>
+      <w:rPr>
+        <w:rFonts w:ascii="Wingdings" w:hAnsi="Wingdings" w:hint="default"/>
+      </w:rPr>
+    </w:lvl>
+    <w:lvl w:ilvl="4" w:tplc="0409000B" w:tentative="1">
+      <w:start w:val="1"/>
+      <w:numFmt w:val="bullet"/>
+      <w:lvlText w:val=""/>
+      <w:lvlJc w:val="left"/>
+      <w:pPr>
+        <w:ind w:left="2200" w:hanging="440"/>
+      </w:pPr>
+      <w:rPr>
+        <w:rFonts w:ascii="Wingdings" w:hAnsi="Wingdings" w:hint="default"/>
+      </w:rPr>
+    </w:lvl>
+    <w:lvl w:ilvl="5" w:tplc="0409000D" w:tentative="1">
+      <w:start w:val="1"/>
+      <w:numFmt w:val="bullet"/>
+      <w:lvlText w:val=""/>
+      <w:lvlJc w:val="left"/>
+      <w:pPr>
+        <w:ind w:left="2640" w:hanging="440"/>
+      </w:pPr>
+      <w:rPr>
+        <w:rFonts w:ascii="Wingdings" w:hAnsi="Wingdings" w:hint="default"/>
+      </w:rPr>
+    </w:lvl>
+    <w:lvl w:ilvl="6" w:tplc="04090001" w:tentative="1">
+      <w:start w:val="1"/>
+      <w:numFmt w:val="bullet"/>
+      <w:lvlText w:val=""/>
+      <w:lvlJc w:val="left"/>
+      <w:pPr>
+        <w:ind w:left="3080" w:hanging="440"/>
+      </w:pPr>
+      <w:rPr>
+        <w:rFonts w:ascii="Wingdings" w:hAnsi="Wingdings" w:hint="default"/>
+      </w:rPr>
+    </w:lvl>
+    <w:lvl w:ilvl="7" w:tplc="0409000B" w:tentative="1">
+      <w:start w:val="1"/>
+      <w:numFmt w:val="bullet"/>
+      <w:lvlText w:val=""/>
+      <w:lvlJc w:val="left"/>
+      <w:pPr>
+        <w:ind w:left="3520" w:hanging="440"/>
+      </w:pPr>
+      <w:rPr>
+        <w:rFonts w:ascii="Wingdings" w:hAnsi="Wingdings" w:hint="default"/>
+      </w:rPr>
+    </w:lvl>
+    <w:lvl w:ilvl="8" w:tplc="0409000D" w:tentative="1">
+      <w:start w:val="1"/>
+      <w:numFmt w:val="bullet"/>
+      <w:lvlText w:val=""/>
+      <w:lvlJc w:val="left"/>
+      <w:pPr>
+        <w:ind w:left="3960" w:hanging="440"/>
+      </w:pPr>
+      <w:rPr>
+        <w:rFonts w:ascii="Wingdings" w:hAnsi="Wingdings" w:hint="default"/>
+      </w:rPr>
+    </w:lvl>
+  </w:abstractNum>
+  <w:abstractNum w:abstractNumId="1" w15:restartNumberingAfterBreak="0">
+    <w:nsid w:val="62A35656"/>
+    <w:multiLevelType w:val="hybridMultilevel"/>
+    <w:tmpl w:val="E184368C"/>
+    <w:lvl w:ilvl="0" w:tplc="04090001">
+      <w:start w:val="1"/>
+      <w:numFmt w:val="bullet"/>
+      <w:lvlText w:val=""/>
+      <w:lvlJc w:val="left"/>
+      <w:pPr>
+        <w:ind w:left="440" w:hanging="440"/>
+      </w:pPr>
+      <w:rPr>
+        <w:rFonts w:ascii="Wingdings" w:hAnsi="Wingdings" w:hint="default"/>
+      </w:rPr>
+    </w:lvl>
+    <w:lvl w:ilvl="1" w:tplc="0409000B" w:tentative="1">
+      <w:start w:val="1"/>
+      <w:numFmt w:val="bullet"/>
+      <w:lvlText w:val=""/>
+      <w:lvlJc w:val="left"/>
+      <w:pPr>
+        <w:ind w:left="880" w:hanging="440"/>
+      </w:pPr>
+      <w:rPr>
+        <w:rFonts w:ascii="Wingdings" w:hAnsi="Wingdings" w:hint="default"/>
+      </w:rPr>
+    </w:lvl>
+    <w:lvl w:ilvl="2" w:tplc="0409000D" w:tentative="1">
+      <w:start w:val="1"/>
+      <w:numFmt w:val="bullet"/>
+      <w:lvlText w:val=""/>
+      <w:lvlJc w:val="left"/>
+      <w:pPr>
+        <w:ind w:left="1320" w:hanging="440"/>
+      </w:pPr>
+      <w:rPr>
+        <w:rFonts w:ascii="Wingdings" w:hAnsi="Wingdings" w:hint="default"/>
+      </w:rPr>
+    </w:lvl>
+    <w:lvl w:ilvl="3" w:tplc="04090001" w:tentative="1">
+      <w:start w:val="1"/>
+      <w:numFmt w:val="bullet"/>
+      <w:lvlText w:val=""/>
+      <w:lvlJc w:val="left"/>
+      <w:pPr>
+        <w:ind w:left="1760" w:hanging="440"/>
+      </w:pPr>
+      <w:rPr>
+        <w:rFonts w:ascii="Wingdings" w:hAnsi="Wingdings" w:hint="default"/>
+      </w:rPr>
+    </w:lvl>
+    <w:lvl w:ilvl="4" w:tplc="0409000B" w:tentative="1">
+      <w:start w:val="1"/>
+      <w:numFmt w:val="bullet"/>
+      <w:lvlText w:val=""/>
+      <w:lvlJc w:val="left"/>
+      <w:pPr>
+        <w:ind w:left="2200" w:hanging="440"/>
+      </w:pPr>
+      <w:rPr>
+        <w:rFonts w:ascii="Wingdings" w:hAnsi="Wingdings" w:hint="default"/>
+      </w:rPr>
+    </w:lvl>
+    <w:lvl w:ilvl="5" w:tplc="0409000D" w:tentative="1">
+      <w:start w:val="1"/>
+      <w:numFmt w:val="bullet"/>
+      <w:lvlText w:val=""/>
+      <w:lvlJc w:val="left"/>
+      <w:pPr>
+        <w:ind w:left="2640" w:hanging="440"/>
+      </w:pPr>
+      <w:rPr>
+        <w:rFonts w:ascii="Wingdings" w:hAnsi="Wingdings" w:hint="default"/>
+      </w:rPr>
+    </w:lvl>
+    <w:lvl w:ilvl="6" w:tplc="04090001" w:tentative="1">
+      <w:start w:val="1"/>
+      <w:numFmt w:val="bullet"/>
+      <w:lvlText w:val=""/>
+      <w:lvlJc w:val="left"/>
+      <w:pPr>
+        <w:ind w:left="3080" w:hanging="440"/>
+      </w:pPr>
+      <w:rPr>
+        <w:rFonts w:ascii="Wingdings" w:hAnsi="Wingdings" w:hint="default"/>
+      </w:rPr>
+    </w:lvl>
+    <w:lvl w:ilvl="7" w:tplc="0409000B" w:tentative="1">
+      <w:start w:val="1"/>
+      <w:numFmt w:val="bullet"/>
+      <w:lvlText w:val=""/>
+      <w:lvlJc w:val="left"/>
+      <w:pPr>
+        <w:ind w:left="3520" w:hanging="440"/>
+      </w:pPr>
+      <w:rPr>
+        <w:rFonts w:ascii="Wingdings" w:hAnsi="Wingdings" w:hint="default"/>
+      </w:rPr>
+    </w:lvl>
+    <w:lvl w:ilvl="8" w:tplc="0409000D" w:tentative="1">
+      <w:start w:val="1"/>
+      <w:numFmt w:val="bullet"/>
+      <w:lvlText w:val=""/>
+      <w:lvlJc w:val="left"/>
+      <w:pPr>
+        <w:ind w:left="3960" w:hanging="440"/>
+      </w:pPr>
+      <w:rPr>
+        <w:rFonts w:ascii="Wingdings" w:hAnsi="Wingdings" w:hint="default"/>
+      </w:rPr>
+    </w:lvl>
+  </w:abstractNum>
+  <w:num w:numId="1" w16cid:durableId="1219974692">
+    <w:abstractNumId w:val="1"/>
+  </w:num>
+  <w:num w:numId="2" w16cid:durableId="908268369">
+    <w:abstractNumId w:val="0"/>
+  </w:num>
+</w:numbering>
 </file>
 
 <file path=word/styles.xml><?xml version="1.0" encoding="utf-8"?>
@@ -567,7 +875,6 @@
     <w:next w:val="Normal"/>
     <w:link w:val="Heading2Char"/>
     <w:uiPriority w:val="9"/>
-    <w:semiHidden/>
     <w:unhideWhenUsed/>
     <w:qFormat/>
     <w:rsid w:val="003B05FC"/>
@@ -782,7 +1089,6 @@
     <w:basedOn w:val="DefaultParagraphFont"/>
     <w:link w:val="Heading2"/>
     <w:uiPriority w:val="9"/>
-    <w:semiHidden/>
     <w:rsid w:val="003B05FC"/>
     <w:rPr>
       <w:rFonts w:asciiTheme="majorHAnsi" w:eastAsiaTheme="majorEastAsia" w:hAnsiTheme="majorHAnsi" w:cstheme="majorBidi"/>
@@ -1067,6 +1373,69 @@
         <w:insideV w:val="single" w:sz="4" w:space="0" w:color="auto"/>
       </w:tblBorders>
     </w:tblPr>
+  </w:style>
+  <w:style w:type="table" w:styleId="PlainTable1">
+    <w:name w:val="Plain Table 1"/>
+    <w:basedOn w:val="TableNormal"/>
+    <w:uiPriority w:val="41"/>
+    <w:rsid w:val="002745C9"/>
+    <w:pPr>
+      <w:spacing w:after="0" w:line="240" w:lineRule="auto"/>
+    </w:pPr>
+    <w:tblPr>
+      <w:tblStyleRowBandSize w:val="1"/>
+      <w:tblStyleColBandSize w:val="1"/>
+      <w:tblBorders>
+        <w:top w:val="single" w:sz="4" w:space="0" w:color="BFBFBF" w:themeColor="background1" w:themeShade="BF"/>
+        <w:left w:val="single" w:sz="4" w:space="0" w:color="BFBFBF" w:themeColor="background1" w:themeShade="BF"/>
+        <w:bottom w:val="single" w:sz="4" w:space="0" w:color="BFBFBF" w:themeColor="background1" w:themeShade="BF"/>
+        <w:right w:val="single" w:sz="4" w:space="0" w:color="BFBFBF" w:themeColor="background1" w:themeShade="BF"/>
+        <w:insideH w:val="single" w:sz="4" w:space="0" w:color="BFBFBF" w:themeColor="background1" w:themeShade="BF"/>
+        <w:insideV w:val="single" w:sz="4" w:space="0" w:color="BFBFBF" w:themeColor="background1" w:themeShade="BF"/>
+      </w:tblBorders>
+    </w:tblPr>
+    <w:tblStylePr w:type="firstRow">
+      <w:rPr>
+        <w:b/>
+        <w:bCs/>
+      </w:rPr>
+    </w:tblStylePr>
+    <w:tblStylePr w:type="lastRow">
+      <w:rPr>
+        <w:b/>
+        <w:bCs/>
+      </w:rPr>
+      <w:tblPr/>
+      <w:tcPr>
+        <w:tcBorders>
+          <w:top w:val="double" w:sz="4" w:space="0" w:color="BFBFBF" w:themeColor="background1" w:themeShade="BF"/>
+        </w:tcBorders>
+      </w:tcPr>
+    </w:tblStylePr>
+    <w:tblStylePr w:type="firstCol">
+      <w:rPr>
+        <w:b/>
+        <w:bCs/>
+      </w:rPr>
+    </w:tblStylePr>
+    <w:tblStylePr w:type="lastCol">
+      <w:rPr>
+        <w:b/>
+        <w:bCs/>
+      </w:rPr>
+    </w:tblStylePr>
+    <w:tblStylePr w:type="band1Vert">
+      <w:tblPr/>
+      <w:tcPr>
+        <w:shd w:val="clear" w:color="auto" w:fill="F2F2F2" w:themeFill="background1" w:themeFillShade="F2"/>
+      </w:tcPr>
+    </w:tblStylePr>
+    <w:tblStylePr w:type="band1Horz">
+      <w:tblPr/>
+      <w:tcPr>
+        <w:shd w:val="clear" w:color="auto" w:fill="F2F2F2" w:themeFill="background1" w:themeFillShade="F2"/>
+      </w:tcPr>
+    </w:tblStylePr>
   </w:style>
 </w:styles>
 </file>
